--- a/example_articles/countries/Peru/3.countries_Peru_Other_publisher.docx
+++ b/example_articles/countries/Peru/3.countries_Peru_Other_publisher.docx
@@ -7,7 +7,7 @@
         <w:pStyle w:val="Heading1"/>
       </w:pPr>
       <w:r>
-        <w:t>HARSH JAILS TARGETED BY PERU REBELS / DREAMS OF REVOLUTION ARE REPLACED BY HOPES FOR PERSONAL SURVIVAL.</w:t>
+        <w:t>A PERUVIAN GENERAL WHO BROKE RANKS / HE DENOUNCED KILLINGS, AND FLED THE NATION. NOW, HE LEADS A CHARGE AGAINST FUJIMORI.</w:t>
       </w:r>
     </w:p>
     <w:p>
@@ -17,12 +17,12 @@
     </w:p>
     <w:p>
       <w:r>
-        <w:t>Date: 1997-01-27</w:t>
+        <w:t>Date: 1997-02-13</w:t>
       </w:r>
     </w:p>
     <w:p>
       <w:r>
-        <w:t>Section: NATIONAL; Pg. A01</w:t>
+        <w:t>Section: NATIONAL; Pg. A25</w:t>
       </w:r>
     </w:p>
     <w:p>
@@ -49,93 +49,75 @@
     </w:p>
     <w:p>
       <w:r>
-        <w:t>Otilia Campos speaks with pride when she discusses her son's studies at the University of Paris, where he received his undergraduate and master's degrees in economics.</w:t>
+        <w:t>Ten months after an army death squad murdered the son of homemaker Raida Amaro, Gen. Ricardo Robles broke the code of military silence and helped her locate the youth's body in a clandestine gravesite.</w:t>
         <w:br/>
-        <w:t>To support her son, Victor Polay, 44, she scraped together the earnings from the hardware store that her family has operated for the last 50 years in a working-class Lima neighborhood. During the six years Polay studied in France, Campos dreamed that one day he would return to Peru and earn a good living.</w:t>
+        <w:t>Robles, 56, was Peru's third-highest-ranking army officer until 1993, when he disclosed the names of soldiers who had murdered Amaro's son, Richard, eight other students and a professor from Peru's La Cantuta University.</w:t>
         <w:br/>
-        <w:t>Now her only dream is that Polay, a founding member of the Tupac Amaru Revolutionary Movement, will somehow survive.</w:t>
+        <w:t>"Thanks to his courage, we have found the remains of my son," Amaro said in a recent interview. "They were just pieces of bones, but we have achieved something by burying the remains."</w:t>
         <w:br/>
-        <w:t>For three years he has been kept in a 6 1/2-foot-square cell at a navy base in the Lima port section of Callao. She said he has lost about 65 pounds since his arrest in 1992.</w:t>
+        <w:t>Almost from the day that Robles denounced the La Cantuta murders and was driven out of the military, he became a leading opponent of Peruvian President Alberto Fujimori. Now, he is a leader in a nationwide petition drive to block Fujimori from running for a third term in 2000.</w:t>
         <w:br/>
-        <w:t>"He's not being kept in prison. He's in a tomb," Campos, 68, said in an interview at her store, two miles from the navy base prison.</w:t>
+        <w:t>Robles has gained a new level of attention because of the seizure of hostages at the Japanese ambassador's residence by Marxist guerrillas Dec. 17. Journalists camped out in Lima for the eight-week-old hostage crisis have lined up to interview Robles about human-rights conditions in Peru.</w:t>
         <w:br/>
-        <w:t>Polay is one of at least 300 prisoners whose release is demanded by Tupac Amaru rebels who seized the Japanese ambassador's residence in Lima on Dec. 17 and now hold 72 hostages.</w:t>
+        <w:t>Robles has obliged, denouncing Fujimori for allegedly spearheading "state-sponsored terrorism" against political opponents. He has used the media spotlight to revive an issue that has dogged the Fujimori government for years - the alleged use of death squads to silence dissent.</w:t>
         <w:br/>
-        <w:t>Tupac Amaru contends that rebels are being held in prisons "built with the aim of physically and psychologically destroying prisoners."</w:t>
+        <w:t>CREDIBILITY Fujimori has rammed through legislation to pardon some officers and soldiers convicted of killings, and has blocked investigations of other officers. He has declared his antiterrorism program a success, while portraying the Tupac Amaru guerrillas holding the hostages as terrorists with no popular support.</w:t>
         <w:br/>
-        <w:t>Foreign diplomats and human-rights groups say that Peru's prisons are draconian, failing to meet some of the basic United Nations standards for human rights. They say prisons reserved for people convicted as terrorists are especially harsh.</w:t>
+        <w:t>But now Robles is asking uncomfortable questions. He has credibility among many Peruvians and foreign diplomats because of his past position in the army, where he had access to high-level military intelligence, and because his allegations resulted in convictions of several army officers involved in the death squad.</w:t>
         <w:br/>
-        <w:t>"The conditions are inhuman," said a Lima-based diplomat, who asked not to be named.</w:t>
+        <w:t>One Lima-based diplomat specializing in human rights said he has found "nothing to contradict Roble's statements" about the killings and other activities of the death squad, know as the Colina Group.</w:t>
         <w:br/>
-        <w:t>Another diplomat familiar with prison conditions said some of Peru's rules for political prisoners - such as allowing their children to visit only for 30 minutes every three months - were aimed primarily at psychologically tormenting inmates.</w:t>
+        <w:t>It was in May 1993 that Robles charged that the La Cantuta massacre was carried out by the Colina Group.</w:t>
         <w:br/>
-        <w:t>Carlos Manrique, spokesman for Peru's bureau of prisons, said inmates, especially political prisoners, "have every comfort."</w:t>
+        <w:t>He said the death squad was operating with "approval and knowledge" of Fujimori's army chief of staff, Gen. Nicolas Hermoza, and presidential adviser Vladimiro Montesinos - a charge that both officials have steadfastly denied.</w:t>
         <w:br/>
-        <w:t>"The treatment is exactly like the treatment they would have in the United States," said Manrique.</w:t>
+        <w:t>Robles did not just reveal details of the killings at La Cantuta University, which had been a political stronghold for the Shining Path guerrillas. He also said that the Colina Group had murdered 15 people, including an 8-year-old boy, in Lima's Barrios Altos neighborhood in 1991.</w:t>
         <w:br/>
-        <w:t>Similarly, Peruvian President Alberto Fujimori - who rejected the hostage-takers' demand to release jailed rebels - has maintained that jail conditions are adequate.</w:t>
+        <w:t>'WELL-CONNECTED' In the La Cantuta and Barrios Altos cases, Peru's security forces initially contended that the killers were from Shining Path. But the army's versions of the massacres fell apart when journalists questioned neighbors.</w:t>
         <w:br/>
-        <w:t>"The prison conditions are provided in accordance with international standards and these are obeyed as rigorously as anywhere else in the world," Fujimori told reporters when he visited a Lima prison this month.</w:t>
+        <w:t>In the Barrios Altos massacre, neighbors said the killers arrived in Jeeps with flashing lights mounted on their roofs. The assassinations took place less than 50 yards from the neighborhood police headquarters.</w:t>
         <w:br/>
-        <w:t>Political prisoners in Peru are denied almost all access to the outside world - no newspapers, magazine, television, radio, or any books, except approved novels. The first year of their imprisonment, they are not permitted to see any relatives.</w:t>
+        <w:t>At La Cantuta, just outside Lima, witnesses said soldiers had surrounded the university when the students were dragged from their dormitory.</w:t>
         <w:br/>
-        <w:t>Shortly after the rebel takeover of the diplomatic mission, Peru canceled its agreement to allow the Red Cross to conduct inspections and visit prisons.</w:t>
+        <w:t>Robles said he learned about the Colina Group death squad early in 1993, when the cases still were "white hot" and receiving extensive media attention.</w:t>
         <w:br/>
-        <w:t>Campos said the only natural light in her son's cell at the navy base comes when jailors choose to uncover a six-inch diameter skylight in the concrete ceiling.</w:t>
+        <w:t>"I came to the real knowledge of this group's existence through people very well-connected with the army intelligence service," Robles said in a recent interview at his Lima office.</w:t>
         <w:br/>
-        <w:t>Guards do not speak to prisoners. Food is passed under the door without any contact. Cells are 6 1/2 feet square, and two-feet-thick walls keep prisoners from communicating.</w:t>
+        <w:t>"This was a support group of a criminal group . . . [used] really just to perpetuate itself in power," he said.</w:t>
         <w:br/>
-        <w:t>"An animal couldn't live in there for more than a month," said Campos, who characterized her son as a "social fighter," not a terrorist.</w:t>
+        <w:t>"When I denounced the La Cantuta and Barrios Altos crimes, it was evident that Vladimiro Montesinos and General Hermoza definitely knew about these things," he said, sitting ramrod straight throughout the hour-long interview.</w:t>
         <w:br/>
-        <w:t>It is not just the cells at the navy base that are bleak.</w:t>
+        <w:t>No charges have ever been leveled against Montesinos, a onetime CIA informant, or Hermoza. Investigators involved in the 1993 probe of the La Cantuta massacre told local reporters that they were focusing on identifying the killers - not on "intellectual authors" who may have ordered the massacre.</w:t>
         <w:br/>
-        <w:t>Lori Berenson, 27, of New York, is serving a life term in a maximum-security prison in the Andes city of Puno. A military judge convicted her in December 1995 of plotting a Tupac Amaru takeover of Peru's Congress - a charge she denies.</w:t>
+        <w:t>Courts in Peru later convicted 10 army officers and soldiers that Robles had identified in the La Cantuta case. All the murderers, some sentenced to up to 20 years in prison, were pardoned last year under legislation sponsored by Fujimori.</w:t>
         <w:br/>
-        <w:t>In Peru, anyone arrested on charges of leading a terrorist group is tried in a secret military court. Military judges convict 95 percent of suspects who appear before them.</w:t>
+        <w:t>A separate Fujimori pardon last year blocked any investigation of the Barrios Altos murders.</w:t>
         <w:br/>
-        <w:t>Berenson spends 23 1/2 hours a day in a tiny cell in the 13,000-foot high Yanamayo Prison. Frigid air comes in through glassless, barred windows. She has no furniture and sleeps on a concrete bed. Her toilet is a hole in the floor.</w:t>
+        <w:t>After making his declarations in 1993 about the two massacres, Robles and his family fled into exile in Argentina. They later returned, only to encounter new problems with the bombing of a television transmission station in the southern Andean city of Puno on Oct. 17.</w:t>
         <w:br/>
-        <w:t>Berenson is supposed to be allowed to see her family every month. But all visits to political prisoners were canceled after the rebels seized the Japanese mission.</w:t>
+        <w:t>Three of the alleged sappers, all members of an army intelligence unit, were captured. One of them told prosecutors that the attack was intended to frighten news media critical of the government.</w:t>
         <w:br/>
-        <w:t>Last month, Mark and Rhoda Berenson were allowed to visit their daughter for the first time since her arrest. Her father said she suffers from digestive problems, and her hands are deformed from the cold.</w:t>
+        <w:t>In mid-November Robles announced on Lima's La Clave TV news program that one of the bombers, nicknamed El Inca, was a member of the Colina Group. All three suspects in the bombing are awaiting trial.</w:t>
         <w:br/>
-        <w:t>"In American prisons, an inmate is treated as a human being. In Peru, that is not true," said Mark Berenson, a college professor in Manhattan. "The philosophy in American prisons is rehabilitation. In Peru, it's just to die a slow, cruel death."</w:t>
+        <w:t>"I found that one of them was in the Colina Group and had participated in the Barrios Altos massacre," Robles said.</w:t>
         <w:br/>
-        <w:t>Peru's National Coordinator for Human Rights says prisoners convicted of terrorism charges suffer "a regime that falls below the United Nations' requirement for the treatment of prisoners."</w:t>
+        <w:t>"They were acting with an overall plan," he said. "They are terrorists who are part of the government. This is proof of the government being involved in state terrorism to confront subversive terrorism."</w:t>
         <w:br/>
-        <w:t>The United Nations, for example, says prisoners should be allowed to go to outside exercise areas for at least one hour every day. Peru allows prisoners out only 30 minutes a day.</w:t>
+        <w:t>Days after his TV appearance, plainclothes security agents intercepted Robles outside his home in Lima's working-class Lince neighborhood and forced him into an unmarked vehicle.</w:t>
         <w:br/>
-        <w:t>Former political prisoners describe a harsh life in the prisons. Meals are mainly potatoes, rice and beans. Meat is scarce, although families can bring small amounts of food during the monthly visits.</w:t>
+        <w:t>A witness wrote down the license-plate numbers. After pressure from Amnesty International - and the U.S. Embassy in Lima - the military disclosed that it was holding Robles on charges of "insulting the armed forces."</w:t>
         <w:br/>
-        <w:t>Journalist Jose Alvarez and his wife, Rosa Neyra, were arrested in 1992 on charges of associating with terrorists. Alvarez, who was jailed for four years in Lima's Castro y Castro Prison, was released in December after a government board reviewed his case and acknowledged that he had been wrongly convicted.</w:t>
+        <w:t>Robles says that if the U.S. Embassy had not intervened, he probably would have been killed. The national Congress late last year passed legislation blocking the military from prosecuting Robles, and once again he was thrust into the international limelight.</w:t>
         <w:br/>
-        <w:t>He said "large numbers" of prisoners suffer nervous breakdowns because of poor conditions in the prison, where disease was rampant.</w:t>
+        <w:t>Last week, Robles traveled to Miami to appear on a Spanish-language talk show broadcast across Latin America. Next month, he is scheduled to tour the United States in a speaking program organized by a U.S. human-rights group.</w:t>
         <w:br/>
-        <w:t>"The primary worry is tuberculosis," he said in an interview last week. "One whole floor has TB."</w:t>
+        <w:t>Some human-rights advocates have been less than comfortable with Robles as their new bedfellow because of his association with a military accused of human-rights abuses.</w:t>
         <w:br/>
-        <w:t>The most recent U.S. State Department report on Peru said health problems were not limited to the prison where Alvarez was kept. It said that in Lima's largest penitentiary, Lurigancho, "tuberculosis and AIDS are reported at near-epidemic proportions."</w:t>
+        <w:t>Raida Amaro, the Lima homemaker whose son was murdered at La Cantuta, said Robles and a few other officers who denounced the killings apparently acted because "their conscience probably won't leave them in peace."</w:t>
         <w:br/>
-        <w:t>Neyra was an aide to a Peruvian congressman when both were arrested as Fujimori disbanded the Congress in 1992. She said her relatives bribed prison officials to send her to a hospital when she gave birth to a baby after her arrest. All charges against her were dropped in 1993.</w:t>
+        <w:t>Rosa Rojas, 31, whose husband and 8-year-old son were murdered in the Barrios Altos massacre, said she was disturbed by Robles' contentions that only a small group of Peru's military officers were involved in political killings. She noted that few officers have come forward with information about Barrios Altos or other massacres.</w:t>
         <w:br/>
-        <w:t>The State Department report said corruption in the prison system was serious. It noted that women have a particularly difficult time.</w:t>
-        <w:br/>
-        <w:t>"Credible reports indicated that the total number of female detainees raped during the past few years to be in the hundreds," it said. "Corruption continued to be a problem among prison staff, who were implicated in offenses such as sexual blackmail."</w:t>
-        <w:br/>
-        <w:t>Campos, the mother of the jailed guerrilla leader, said she hopes that Tupac Amaru's seizure of the Japanese mission will benefit her son - even if the rebels never win their demand for freeing their comrades.</w:t>
-        <w:br/>
-        <w:t>"If he doesn't get out," she said, "at least give him a prison that is humane."</w:t>
-        <w:br/>
-        <w:br/>
-        <w:t>Graphic</w:t>
-        <w:br/>
-        <w:br/>
-        <w:t xml:space="preserve"> </w:t>
-        <w:br/>
-        <w:t>PHOTO;</w:t>
-        <w:br/>
-        <w:t>PHOTO</w:t>
-        <w:br/>
-        <w:t>Jose Alvarez was jailed for four years. A board later cleared him.</w:t>
+        <w:t>"You would suppose that they are parents, too, and they would feel this," Rojas said. "Why haven't they all denounced this?"</w:t>
       </w:r>
     </w:p>
     <w:sectPr>

--- a/example_articles/countries/Peru/3.countries_Peru_Other_publisher.docx
+++ b/example_articles/countries/Peru/3.countries_Peru_Other_publisher.docx
@@ -7,7 +7,7 @@
         <w:pStyle w:val="Heading1"/>
       </w:pPr>
       <w:r>
-        <w:t>A PERUVIAN GENERAL WHO BROKE RANKS / HE DENOUNCED KILLINGS, AND FLED THE NATION. NOW, HE LEADS A CHARGE AGAINST FUJIMORI.</w:t>
+        <w:t>HARSH JAILS TARGETED BY PERU REBELS / DREAMS OF REVOLUTION ARE REPLACED BY HOPES FOR PERSONAL SURVIVAL.</w:t>
       </w:r>
     </w:p>
     <w:p>
@@ -17,12 +17,12 @@
     </w:p>
     <w:p>
       <w:r>
-        <w:t>Date: 1997-02-13</w:t>
+        <w:t>Date: 1997-01-27</w:t>
       </w:r>
     </w:p>
     <w:p>
       <w:r>
-        <w:t>Section: NATIONAL; Pg. A25</w:t>
+        <w:t>Section: NATIONAL; Pg. A01</w:t>
       </w:r>
     </w:p>
     <w:p>
@@ -49,75 +49,93 @@
     </w:p>
     <w:p>
       <w:r>
-        <w:t>Ten months after an army death squad murdered the son of homemaker Raida Amaro, Gen. Ricardo Robles broke the code of military silence and helped her locate the youth's body in a clandestine gravesite.</w:t>
+        <w:t>Otilia Campos speaks with pride when she discusses her son's studies at the University of Paris, where he received his undergraduate and master's degrees in economics.</w:t>
         <w:br/>
-        <w:t>Robles, 56, was Peru's third-highest-ranking army officer until 1993, when he disclosed the names of soldiers who had murdered Amaro's son, Richard, eight other students and a professor from Peru's La Cantuta University.</w:t>
+        <w:t>To support her son, Victor Polay, 44, she scraped together the earnings from the hardware store that her family has operated for the last 50 years in a working-class Lima neighborhood. During the six years Polay studied in France, Campos dreamed that one day he would return to Peru and earn a good living.</w:t>
         <w:br/>
-        <w:t>"Thanks to his courage, we have found the remains of my son," Amaro said in a recent interview. "They were just pieces of bones, but we have achieved something by burying the remains."</w:t>
+        <w:t>Now her only dream is that Polay, a founding member of the Tupac Amaru Revolutionary Movement, will somehow survive.</w:t>
         <w:br/>
-        <w:t>Almost from the day that Robles denounced the La Cantuta murders and was driven out of the military, he became a leading opponent of Peruvian President Alberto Fujimori. Now, he is a leader in a nationwide petition drive to block Fujimori from running for a third term in 2000.</w:t>
+        <w:t>For three years he has been kept in a 6 1/2-foot-square cell at a navy base in the Lima port section of Callao. She said he has lost about 65 pounds since his arrest in 1992.</w:t>
         <w:br/>
-        <w:t>Robles has gained a new level of attention because of the seizure of hostages at the Japanese ambassador's residence by Marxist guerrillas Dec. 17. Journalists camped out in Lima for the eight-week-old hostage crisis have lined up to interview Robles about human-rights conditions in Peru.</w:t>
+        <w:t>"He's not being kept in prison. He's in a tomb," Campos, 68, said in an interview at her store, two miles from the navy base prison.</w:t>
         <w:br/>
-        <w:t>Robles has obliged, denouncing Fujimori for allegedly spearheading "state-sponsored terrorism" against political opponents. He has used the media spotlight to revive an issue that has dogged the Fujimori government for years - the alleged use of death squads to silence dissent.</w:t>
+        <w:t>Polay is one of at least 300 prisoners whose release is demanded by Tupac Amaru rebels who seized the Japanese ambassador's residence in Lima on Dec. 17 and now hold 72 hostages.</w:t>
         <w:br/>
-        <w:t>CREDIBILITY Fujimori has rammed through legislation to pardon some officers and soldiers convicted of killings, and has blocked investigations of other officers. He has declared his antiterrorism program a success, while portraying the Tupac Amaru guerrillas holding the hostages as terrorists with no popular support.</w:t>
+        <w:t>Tupac Amaru contends that rebels are being held in prisons "built with the aim of physically and psychologically destroying prisoners."</w:t>
         <w:br/>
-        <w:t>But now Robles is asking uncomfortable questions. He has credibility among many Peruvians and foreign diplomats because of his past position in the army, where he had access to high-level military intelligence, and because his allegations resulted in convictions of several army officers involved in the death squad.</w:t>
+        <w:t>Foreign diplomats and human-rights groups say that Peru's prisons are draconian, failing to meet some of the basic United Nations standards for human rights. They say prisons reserved for people convicted as terrorists are especially harsh.</w:t>
         <w:br/>
-        <w:t>One Lima-based diplomat specializing in human rights said he has found "nothing to contradict Roble's statements" about the killings and other activities of the death squad, know as the Colina Group.</w:t>
+        <w:t>"The conditions are inhuman," said a Lima-based diplomat, who asked not to be named.</w:t>
         <w:br/>
-        <w:t>It was in May 1993 that Robles charged that the La Cantuta massacre was carried out by the Colina Group.</w:t>
+        <w:t>Another diplomat familiar with prison conditions said some of Peru's rules for political prisoners - such as allowing their children to visit only for 30 minutes every three months - were aimed primarily at psychologically tormenting inmates.</w:t>
         <w:br/>
-        <w:t>He said the death squad was operating with "approval and knowledge" of Fujimori's army chief of staff, Gen. Nicolas Hermoza, and presidential adviser Vladimiro Montesinos - a charge that both officials have steadfastly denied.</w:t>
+        <w:t>Carlos Manrique, spokesman for Peru's bureau of prisons, said inmates, especially political prisoners, "have every comfort."</w:t>
         <w:br/>
-        <w:t>Robles did not just reveal details of the killings at La Cantuta University, which had been a political stronghold for the Shining Path guerrillas. He also said that the Colina Group had murdered 15 people, including an 8-year-old boy, in Lima's Barrios Altos neighborhood in 1991.</w:t>
+        <w:t>"The treatment is exactly like the treatment they would have in the United States," said Manrique.</w:t>
         <w:br/>
-        <w:t>'WELL-CONNECTED' In the La Cantuta and Barrios Altos cases, Peru's security forces initially contended that the killers were from Shining Path. But the army's versions of the massacres fell apart when journalists questioned neighbors.</w:t>
+        <w:t>Similarly, Peruvian President Alberto Fujimori - who rejected the hostage-takers' demand to release jailed rebels - has maintained that jail conditions are adequate.</w:t>
         <w:br/>
-        <w:t>In the Barrios Altos massacre, neighbors said the killers arrived in Jeeps with flashing lights mounted on their roofs. The assassinations took place less than 50 yards from the neighborhood police headquarters.</w:t>
+        <w:t>"The prison conditions are provided in accordance with international standards and these are obeyed as rigorously as anywhere else in the world," Fujimori told reporters when he visited a Lima prison this month.</w:t>
         <w:br/>
-        <w:t>At La Cantuta, just outside Lima, witnesses said soldiers had surrounded the university when the students were dragged from their dormitory.</w:t>
+        <w:t>Political prisoners in Peru are denied almost all access to the outside world - no newspapers, magazine, television, radio, or any books, except approved novels. The first year of their imprisonment, they are not permitted to see any relatives.</w:t>
         <w:br/>
-        <w:t>Robles said he learned about the Colina Group death squad early in 1993, when the cases still were "white hot" and receiving extensive media attention.</w:t>
+        <w:t>Shortly after the rebel takeover of the diplomatic mission, Peru canceled its agreement to allow the Red Cross to conduct inspections and visit prisons.</w:t>
         <w:br/>
-        <w:t>"I came to the real knowledge of this group's existence through people very well-connected with the army intelligence service," Robles said in a recent interview at his Lima office.</w:t>
+        <w:t>Campos said the only natural light in her son's cell at the navy base comes when jailors choose to uncover a six-inch diameter skylight in the concrete ceiling.</w:t>
         <w:br/>
-        <w:t>"This was a support group of a criminal group . . . [used] really just to perpetuate itself in power," he said.</w:t>
+        <w:t>Guards do not speak to prisoners. Food is passed under the door without any contact. Cells are 6 1/2 feet square, and two-feet-thick walls keep prisoners from communicating.</w:t>
         <w:br/>
-        <w:t>"When I denounced the La Cantuta and Barrios Altos crimes, it was evident that Vladimiro Montesinos and General Hermoza definitely knew about these things," he said, sitting ramrod straight throughout the hour-long interview.</w:t>
+        <w:t>"An animal couldn't live in there for more than a month," said Campos, who characterized her son as a "social fighter," not a terrorist.</w:t>
         <w:br/>
-        <w:t>No charges have ever been leveled against Montesinos, a onetime CIA informant, or Hermoza. Investigators involved in the 1993 probe of the La Cantuta massacre told local reporters that they were focusing on identifying the killers - not on "intellectual authors" who may have ordered the massacre.</w:t>
+        <w:t>It is not just the cells at the navy base that are bleak.</w:t>
         <w:br/>
-        <w:t>Courts in Peru later convicted 10 army officers and soldiers that Robles had identified in the La Cantuta case. All the murderers, some sentenced to up to 20 years in prison, were pardoned last year under legislation sponsored by Fujimori.</w:t>
+        <w:t>Lori Berenson, 27, of New York, is serving a life term in a maximum-security prison in the Andes city of Puno. A military judge convicted her in December 1995 of plotting a Tupac Amaru takeover of Peru's Congress - a charge she denies.</w:t>
         <w:br/>
-        <w:t>A separate Fujimori pardon last year blocked any investigation of the Barrios Altos murders.</w:t>
+        <w:t>In Peru, anyone arrested on charges of leading a terrorist group is tried in a secret military court. Military judges convict 95 percent of suspects who appear before them.</w:t>
         <w:br/>
-        <w:t>After making his declarations in 1993 about the two massacres, Robles and his family fled into exile in Argentina. They later returned, only to encounter new problems with the bombing of a television transmission station in the southern Andean city of Puno on Oct. 17.</w:t>
+        <w:t>Berenson spends 23 1/2 hours a day in a tiny cell in the 13,000-foot high Yanamayo Prison. Frigid air comes in through glassless, barred windows. She has no furniture and sleeps on a concrete bed. Her toilet is a hole in the floor.</w:t>
         <w:br/>
-        <w:t>Three of the alleged sappers, all members of an army intelligence unit, were captured. One of them told prosecutors that the attack was intended to frighten news media critical of the government.</w:t>
+        <w:t>Berenson is supposed to be allowed to see her family every month. But all visits to political prisoners were canceled after the rebels seized the Japanese mission.</w:t>
         <w:br/>
-        <w:t>In mid-November Robles announced on Lima's La Clave TV news program that one of the bombers, nicknamed El Inca, was a member of the Colina Group. All three suspects in the bombing are awaiting trial.</w:t>
+        <w:t>Last month, Mark and Rhoda Berenson were allowed to visit their daughter for the first time since her arrest. Her father said she suffers from digestive problems, and her hands are deformed from the cold.</w:t>
         <w:br/>
-        <w:t>"I found that one of them was in the Colina Group and had participated in the Barrios Altos massacre," Robles said.</w:t>
+        <w:t>"In American prisons, an inmate is treated as a human being. In Peru, that is not true," said Mark Berenson, a college professor in Manhattan. "The philosophy in American prisons is rehabilitation. In Peru, it's just to die a slow, cruel death."</w:t>
         <w:br/>
-        <w:t>"They were acting with an overall plan," he said. "They are terrorists who are part of the government. This is proof of the government being involved in state terrorism to confront subversive terrorism."</w:t>
+        <w:t>Peru's National Coordinator for Human Rights says prisoners convicted of terrorism charges suffer "a regime that falls below the United Nations' requirement for the treatment of prisoners."</w:t>
         <w:br/>
-        <w:t>Days after his TV appearance, plainclothes security agents intercepted Robles outside his home in Lima's working-class Lince neighborhood and forced him into an unmarked vehicle.</w:t>
+        <w:t>The United Nations, for example, says prisoners should be allowed to go to outside exercise areas for at least one hour every day. Peru allows prisoners out only 30 minutes a day.</w:t>
         <w:br/>
-        <w:t>A witness wrote down the license-plate numbers. After pressure from Amnesty International - and the U.S. Embassy in Lima - the military disclosed that it was holding Robles on charges of "insulting the armed forces."</w:t>
+        <w:t>Former political prisoners describe a harsh life in the prisons. Meals are mainly potatoes, rice and beans. Meat is scarce, although families can bring small amounts of food during the monthly visits.</w:t>
         <w:br/>
-        <w:t>Robles says that if the U.S. Embassy had not intervened, he probably would have been killed. The national Congress late last year passed legislation blocking the military from prosecuting Robles, and once again he was thrust into the international limelight.</w:t>
+        <w:t>Journalist Jose Alvarez and his wife, Rosa Neyra, were arrested in 1992 on charges of associating with terrorists. Alvarez, who was jailed for four years in Lima's Castro y Castro Prison, was released in December after a government board reviewed his case and acknowledged that he had been wrongly convicted.</w:t>
         <w:br/>
-        <w:t>Last week, Robles traveled to Miami to appear on a Spanish-language talk show broadcast across Latin America. Next month, he is scheduled to tour the United States in a speaking program organized by a U.S. human-rights group.</w:t>
+        <w:t>He said "large numbers" of prisoners suffer nervous breakdowns because of poor conditions in the prison, where disease was rampant.</w:t>
         <w:br/>
-        <w:t>Some human-rights advocates have been less than comfortable with Robles as their new bedfellow because of his association with a military accused of human-rights abuses.</w:t>
+        <w:t>"The primary worry is tuberculosis," he said in an interview last week. "One whole floor has TB."</w:t>
         <w:br/>
-        <w:t>Raida Amaro, the Lima homemaker whose son was murdered at La Cantuta, said Robles and a few other officers who denounced the killings apparently acted because "their conscience probably won't leave them in peace."</w:t>
+        <w:t>The most recent U.S. State Department report on Peru said health problems were not limited to the prison where Alvarez was kept. It said that in Lima's largest penitentiary, Lurigancho, "tuberculosis and AIDS are reported at near-epidemic proportions."</w:t>
         <w:br/>
-        <w:t>Rosa Rojas, 31, whose husband and 8-year-old son were murdered in the Barrios Altos massacre, said she was disturbed by Robles' contentions that only a small group of Peru's military officers were involved in political killings. She noted that few officers have come forward with information about Barrios Altos or other massacres.</w:t>
+        <w:t>Neyra was an aide to a Peruvian congressman when both were arrested as Fujimori disbanded the Congress in 1992. She said her relatives bribed prison officials to send her to a hospital when she gave birth to a baby after her arrest. All charges against her were dropped in 1993.</w:t>
         <w:br/>
-        <w:t>"You would suppose that they are parents, too, and they would feel this," Rojas said. "Why haven't they all denounced this?"</w:t>
+        <w:t>The State Department report said corruption in the prison system was serious. It noted that women have a particularly difficult time.</w:t>
+        <w:br/>
+        <w:t>"Credible reports indicated that the total number of female detainees raped during the past few years to be in the hundreds," it said. "Corruption continued to be a problem among prison staff, who were implicated in offenses such as sexual blackmail."</w:t>
+        <w:br/>
+        <w:t>Campos, the mother of the jailed guerrilla leader, said she hopes that Tupac Amaru's seizure of the Japanese mission will benefit her son - even if the rebels never win their demand for freeing their comrades.</w:t>
+        <w:br/>
+        <w:t>"If he doesn't get out," she said, "at least give him a prison that is humane."</w:t>
+        <w:br/>
+        <w:br/>
+        <w:t>Graphic</w:t>
+        <w:br/>
+        <w:br/>
+        <w:t xml:space="preserve"> </w:t>
+        <w:br/>
+        <w:t>PHOTO;</w:t>
+        <w:br/>
+        <w:t>PHOTO</w:t>
+        <w:br/>
+        <w:t>Jose Alvarez was jailed for four years. A board later cleared him.</w:t>
       </w:r>
     </w:p>
     <w:sectPr>
